--- a/pr-preview/pr-204/categorical-tests-handout-tracked-changes.docx
+++ b/pr-preview/pr-204/categorical-tests-handout-tracked-changes.docx
@@ -16,7 +16,7 @@
       </w:pPr>
       <w:del w:id="1" w:author="PR Preview" w:date="2026-01-01T00:00:00Z">
         <w:r>
-          <w:delText xml:space="preserve">Last modified: 2026-10-15 03:26:43 (PDT)</w:delText>
+          <w:delText xml:space="preserve">Last modified: 2026-10-15 05:33:00 (PDT)</w:delText>
         </w:r>
       </w:del>
     </w:p>
@@ -26,7 +26,7 @@
       </w:pPr>
       <w:ins w:id="2" w:author="PR Preview" w:date="2026-01-01T00:00:00Z">
         <w:r>
-          <w:t xml:space="preserve">Last modified: 2026-10-15 03:31:19 (PDT)</w:t>
+          <w:t xml:space="preserve">Last modified: 2026-10-15 05:27:52 (PDT)</w:t>
         </w:r>
       </w:ins>
     </w:p>

--- a/pr-preview/pr-204/categorical-tests-handout-tracked-changes.docx
+++ b/pr-preview/pr-204/categorical-tests-handout-tracked-changes.docx
@@ -16,7 +16,7 @@
       </w:pPr>
       <w:del w:id="1" w:author="PR Preview" w:date="2026-01-01T00:00:00Z">
         <w:r>
-          <w:delText xml:space="preserve">Last modified: 2026-10-15 05:33:00 (PDT)</w:delText>
+          <w:delText xml:space="preserve">Last modified: 2026-10-15 08:36:30 (PDT)</w:delText>
         </w:r>
       </w:del>
     </w:p>
@@ -26,7 +26,7 @@
       </w:pPr>
       <w:ins w:id="2" w:author="PR Preview" w:date="2026-01-01T00:00:00Z">
         <w:r>
-          <w:t xml:space="preserve">Last modified: 2026-10-15 05:27:52 (PDT)</w:t>
+          <w:t xml:space="preserve">Last modified: 2026-10-15 08:46:14 (PDT)</w:t>
         </w:r>
       </w:ins>
     </w:p>
@@ -1306,6 +1306,54 @@
       </w:tr>
     </w:tbl>
     <w:bookmarkEnd w:id="14"/>
+    <w:p>
+      <w:pPr>
+        <w:pStyle w:val="Compact"/>
+        <w:numPr>
+          <w:ilvl w:val="0"/>
+          <w:numId w:val="1001"/>
+        </w:numPr>
+      </w:pPr>
+      <w:ins w:id="3" w:author="PR Preview" w:date="2026-01-01T00:00:00Z">
+        <w:r>
+          <w:t xml:space="preserve">Hogg et al. (2019, sec. 7.3, pp. 323–328)</w:t>
+        </w:r>
+      </w:ins>
+      <w:ins w:id="4" w:author="PR Preview" w:date="2026-01-01T00:00:00Z">
+        <w:r>
+          <w:t xml:space="preserve"> </w:t>
+        </w:r>
+      </w:ins>
+      <w:ins w:id="5" w:author="PR Preview" w:date="2026-01-01T00:00:00Z">
+        <w:r>
+          <w:t xml:space="preserve">covers confidence intervals for proportions.</w:t>
+        </w:r>
+      </w:ins>
+    </w:p>
+    <w:p>
+      <w:pPr>
+        <w:pStyle w:val="Compact"/>
+        <w:numPr>
+          <w:ilvl w:val="0"/>
+          <w:numId w:val="1001"/>
+        </w:numPr>
+      </w:pPr>
+      <w:ins w:id="6" w:author="PR Preview" w:date="2026-01-01T00:00:00Z">
+        <w:r>
+          <w:t xml:space="preserve">Hogg et al. (2019, sec. 8.4, pp. 385–391)</w:t>
+        </w:r>
+      </w:ins>
+      <w:ins w:id="7" w:author="PR Preview" w:date="2026-01-01T00:00:00Z">
+        <w:r>
+          <w:t xml:space="preserve"> </w:t>
+        </w:r>
+      </w:ins>
+      <w:ins w:id="8" w:author="PR Preview" w:date="2026-01-01T00:00:00Z">
+        <w:r>
+          <w:t xml:space="preserve">covers tests about proportions.</w:t>
+        </w:r>
+      </w:ins>
+    </w:p>
     <w:bookmarkEnd w:id="15"/>
     <w:bookmarkStart w:id="24" w:name="sec-chi-square"/>
     <w:p>
@@ -3424,6 +3472,126 @@
       </w:r>
     </w:p>
     <w:bookmarkEnd w:id="23"/>
+    <w:p>
+      <w:pPr>
+        <w:pStyle w:val="Compact"/>
+        <w:numPr>
+          <w:ilvl w:val="0"/>
+          <w:numId w:val="1002"/>
+        </w:numPr>
+      </w:pPr>
+      <w:ins w:id="9" w:author="PR Preview" w:date="2026-01-01T00:00:00Z">
+        <w:r>
+          <w:t xml:space="preserve">Hogg et al. (2019, sec. 9.1, pp. 425–434)</w:t>
+        </w:r>
+      </w:ins>
+      <w:ins w:id="10" w:author="PR Preview" w:date="2026-01-01T00:00:00Z">
+        <w:r>
+          <w:t xml:space="preserve"> </w:t>
+        </w:r>
+      </w:ins>
+      <w:ins w:id="11" w:author="PR Preview" w:date="2026-01-01T00:00:00Z">
+        <w:r>
+          <w:t xml:space="preserve">covers chi-square goodness-of-fit tests.</w:t>
+        </w:r>
+      </w:ins>
+    </w:p>
+    <w:p>
+      <w:pPr>
+        <w:pStyle w:val="Compact"/>
+        <w:numPr>
+          <w:ilvl w:val="0"/>
+          <w:numId w:val="1002"/>
+        </w:numPr>
+      </w:pPr>
+      <w:ins w:id="12" w:author="PR Preview" w:date="2026-01-01T00:00:00Z">
+        <w:r>
+          <w:t xml:space="preserve">Hogg et al. (2019, sec. 9.2, pp. 435–445)</w:t>
+        </w:r>
+      </w:ins>
+      <w:ins w:id="13" w:author="PR Preview" w:date="2026-01-01T00:00:00Z">
+        <w:r>
+          <w:t xml:space="preserve"> </w:t>
+        </w:r>
+      </w:ins>
+      <w:ins w:id="14" w:author="PR Preview" w:date="2026-01-01T00:00:00Z">
+        <w:r>
+          <w:t xml:space="preserve">covers contingency tables.</w:t>
+        </w:r>
+      </w:ins>
+    </w:p>
+    <w:p>
+      <w:pPr>
+        <w:pStyle w:val="Compact"/>
+        <w:numPr>
+          <w:ilvl w:val="0"/>
+          <w:numId w:val="1002"/>
+        </w:numPr>
+      </w:pPr>
+      <w:ins w:id="15" w:author="PR Preview" w:date="2026-01-01T00:00:00Z">
+        <w:r>
+          <w:t xml:space="preserve">Rice (2007, sec. 13.3, pp. 516–519)</w:t>
+        </w:r>
+      </w:ins>
+      <w:ins w:id="16" w:author="PR Preview" w:date="2026-01-01T00:00:00Z">
+        <w:r>
+          <w:t xml:space="preserve"> </w:t>
+        </w:r>
+      </w:ins>
+      <w:ins w:id="17" w:author="PR Preview" w:date="2026-01-01T00:00:00Z">
+        <w:r>
+          <w:t xml:space="preserve">covers the chi-square test of homogeneity.</w:t>
+        </w:r>
+      </w:ins>
+    </w:p>
+    <w:p>
+      <w:pPr>
+        <w:pStyle w:val="Compact"/>
+        <w:numPr>
+          <w:ilvl w:val="0"/>
+          <w:numId w:val="1002"/>
+        </w:numPr>
+      </w:pPr>
+      <w:ins w:id="18" w:author="PR Preview" w:date="2026-01-01T00:00:00Z">
+        <w:r>
+          <w:t xml:space="preserve">Rice (2007, sec. 13.4, pp. 520–522)</w:t>
+        </w:r>
+      </w:ins>
+      <w:ins w:id="19" w:author="PR Preview" w:date="2026-01-01T00:00:00Z">
+        <w:r>
+          <w:t xml:space="preserve"> </w:t>
+        </w:r>
+      </w:ins>
+      <w:ins w:id="20" w:author="PR Preview" w:date="2026-01-01T00:00:00Z">
+        <w:r>
+          <w:t xml:space="preserve">covers the chi-square test of independence.</w:t>
+        </w:r>
+      </w:ins>
+    </w:p>
+    <w:p>
+      <w:pPr>
+        <w:pStyle w:val="Compact"/>
+        <w:numPr>
+          <w:ilvl w:val="0"/>
+          <w:numId w:val="1002"/>
+        </w:numPr>
+      </w:pPr>
+      <w:ins w:id="21" w:author="PR Preview" w:date="2026-01-01T00:00:00Z">
+        <w:r>
+          <w:t xml:space="preserve">Rice (2007, sec. 9.5, pp. 341–346)</w:t>
+        </w:r>
+      </w:ins>
+      <w:ins w:id="22" w:author="PR Preview" w:date="2026-01-01T00:00:00Z">
+        <w:r>
+          <w:t xml:space="preserve"> </w:t>
+        </w:r>
+      </w:ins>
+      <w:ins w:id="23" w:author="PR Preview" w:date="2026-01-01T00:00:00Z">
+        <w:r>
+          <w:t xml:space="preserve">covers likelihood ratio tests for the multinomial distribution.</w:t>
+        </w:r>
+      </w:ins>
+    </w:p>
     <w:bookmarkEnd w:id="24"/>
     <w:bookmarkStart w:id="28" w:name="sec-fisher"/>
     <w:p>
@@ -4823,6 +4991,26 @@
       </w:r>
     </w:p>
     <w:bookmarkEnd w:id="27"/>
+    <w:p>
+      <w:pPr>
+        <w:pStyle w:val="BodyText"/>
+      </w:pPr>
+      <w:ins w:id="24" w:author="PR Preview" w:date="2026-01-01T00:00:00Z">
+        <w:r>
+          <w:t xml:space="preserve">Rice (2007, sec. 13.2, pp. 514–515)</w:t>
+        </w:r>
+      </w:ins>
+      <w:ins w:id="25" w:author="PR Preview" w:date="2026-01-01T00:00:00Z">
+        <w:r>
+          <w:t xml:space="preserve"> </w:t>
+        </w:r>
+      </w:ins>
+      <w:ins w:id="26" w:author="PR Preview" w:date="2026-01-01T00:00:00Z">
+        <w:r>
+          <w:t xml:space="preserve">covers Fisher’s exact test.</w:t>
+        </w:r>
+      </w:ins>
+    </w:p>
     <w:bookmarkEnd w:id="28"/>
     <w:bookmarkStart w:id="30" w:name="sec-2x2-measures"/>
     <w:p>
@@ -4902,137 +5090,90 @@
         <w:t xml:space="preserve">.</w:t>
       </w:r>
     </w:p>
-    <w:bookmarkEnd w:id="30"/>
-    <w:bookmarkEnd w:id="31"/>
-    <w:bookmarkStart w:id="32" w:name="textbook-cross-references"/>
     <w:p>
       <w:pPr>
-        <w:pStyle w:val="Heading2"/>
-      </w:pPr>
-      <w:ins w:id="3" w:author="PR Preview" w:date="2026-01-01T00:00:00Z">
+        <w:pStyle w:val="BodyText"/>
+      </w:pPr>
+      <w:ins w:id="27" w:author="PR Preview" w:date="2026-01-01T00:00:00Z">
         <w:r>
-          <w:t xml:space="preserve">Textbook cross-references</w:t>
+          <w:t xml:space="preserve">Rice (2007, sec. 13.6, pp. 526–529)</w:t>
+        </w:r>
+      </w:ins>
+      <w:ins w:id="28" w:author="PR Preview" w:date="2026-01-01T00:00:00Z">
+        <w:r>
+          <w:t xml:space="preserve"> </w:t>
+        </w:r>
+      </w:ins>
+      <w:ins w:id="29" w:author="PR Preview" w:date="2026-01-01T00:00:00Z">
+        <w:r>
+          <w:t xml:space="preserve">covers odds ratios.</w:t>
         </w:r>
       </w:ins>
     </w:p>
+    <w:bookmarkEnd w:id="30"/>
+    <w:bookmarkEnd w:id="31"/>
+    <w:bookmarkStart w:id="37" w:name="references"/>
     <w:p>
       <w:pPr>
-        <w:pStyle w:val="FirstParagraph"/>
-      </w:pPr>
-      <w:ins w:id="4" w:author="PR Preview" w:date="2026-01-01T00:00:00Z">
+        <w:pStyle w:val="Heading2"/>
+      </w:pPr>
+      <w:r>
+        <w:t xml:space="preserve">References</w:t>
+      </w:r>
+    </w:p>
+    <w:bookmarkStart w:id="36" w:name="refs"/>
+    <w:bookmarkStart w:id="32" w:name="ref-hoggtanis2015"/>
+    <w:p>
+      <w:pPr>
+        <w:pStyle w:val="Bibliography"/>
+      </w:pPr>
+      <w:r>
+        <w:t xml:space="preserve">Hogg, Robert V., Elliot A. Tanis, and Dale L. Zimmerman. 2019.</w:t>
+      </w:r>
+      <w:r>
+        <w:t xml:space="preserve"> </w:t>
+      </w:r>
+      <w:r>
+        <w:rPr>
+          <w:i/>
+          <w:iCs/>
+        </w:rPr>
+        <w:t xml:space="preserve">Probability and Statistical Inference</w:t>
+      </w:r>
+      <w:r>
+        <w:t xml:space="preserve">. Tenth edition. Pearson.</w:t>
+      </w:r>
+    </w:p>
+    <w:bookmarkEnd w:id="32"/>
+    <w:bookmarkStart w:id="33" w:name="ref-rice2007mathematical"/>
+    <w:p>
+      <w:pPr>
+        <w:pStyle w:val="Bibliography"/>
+      </w:pPr>
+      <w:ins w:id="30" w:author="PR Preview" w:date="2026-01-01T00:00:00Z">
         <w:r>
-          <w:t xml:space="preserve">Textbook sections on the topics of this page:</w:t>
+          <w:t xml:space="preserve">Rice, John A. 2007.</w:t>
         </w:r>
       </w:ins>
-    </w:p>
-    <w:p>
-      <w:pPr>
-        <w:pStyle w:val="Compact"/>
-        <w:numPr>
-          <w:ilvl w:val="0"/>
-          <w:numId w:val="1001"/>
-        </w:numPr>
-      </w:pPr>
-      <w:ins w:id="5" w:author="PR Preview" w:date="2026-01-01T00:00:00Z">
+      <w:ins w:id="31" w:author="PR Preview" w:date="2026-01-01T00:00:00Z">
         <w:r>
-          <w:t xml:space="preserve">Hogg et al. (2019, sec. 7.3, pp. 323–328)</w:t>
+          <w:t xml:space="preserve"> </w:t>
         </w:r>
       </w:ins>
-      <w:ins w:id="6" w:author="PR Preview" w:date="2026-01-01T00:00:00Z">
+      <w:ins w:id="32" w:author="PR Preview" w:date="2026-01-01T00:00:00Z">
         <w:r>
-          <w:t xml:space="preserve">: Confidence intervals for proportions</w:t>
+          <w:rPr>
+            <w:i/>
+            <w:iCs/>
+          </w:rPr>
+          <w:t xml:space="preserve">Mathematical Statistics and Data Analysis</w:t>
         </w:r>
       </w:ins>
-    </w:p>
-    <w:p>
-      <w:pPr>
-        <w:pStyle w:val="Compact"/>
-        <w:numPr>
-          <w:ilvl w:val="0"/>
-          <w:numId w:val="1001"/>
-        </w:numPr>
-      </w:pPr>
-      <w:ins w:id="7" w:author="PR Preview" w:date="2026-01-01T00:00:00Z">
+      <w:ins w:id="33" w:author="PR Preview" w:date="2026-01-01T00:00:00Z">
         <w:r>
-          <w:t xml:space="preserve">Hogg et al. (2019, sec. 8.4, pp. 385–391)</w:t>
+          <w:t xml:space="preserve">. 3rd ed. Cengage Learning.</w:t>
         </w:r>
       </w:ins>
-      <w:ins w:id="8" w:author="PR Preview" w:date="2026-01-01T00:00:00Z">
-        <w:r>
-          <w:t xml:space="preserve">: Tests about proportions</w:t>
-        </w:r>
-      </w:ins>
-    </w:p>
-    <w:p>
-      <w:pPr>
-        <w:pStyle w:val="Compact"/>
-        <w:numPr>
-          <w:ilvl w:val="0"/>
-          <w:numId w:val="1001"/>
-        </w:numPr>
-      </w:pPr>
-      <w:ins w:id="9" w:author="PR Preview" w:date="2026-01-01T00:00:00Z">
-        <w:r>
-          <w:t xml:space="preserve">Hogg et al. (2019, sec. 9.1, pp. 425–434)</w:t>
-        </w:r>
-      </w:ins>
-      <w:ins w:id="10" w:author="PR Preview" w:date="2026-01-01T00:00:00Z">
-        <w:r>
-          <w:t xml:space="preserve">: Chi-square goodness-of-fit tests</w:t>
-        </w:r>
-      </w:ins>
-    </w:p>
-    <w:p>
-      <w:pPr>
-        <w:pStyle w:val="Compact"/>
-        <w:numPr>
-          <w:ilvl w:val="0"/>
-          <w:numId w:val="1001"/>
-        </w:numPr>
-      </w:pPr>
-      <w:ins w:id="11" w:author="PR Preview" w:date="2026-01-01T00:00:00Z">
-        <w:r>
-          <w:t xml:space="preserve">Hogg et al. (2019, sec. 9.2, pp. 435–445)</w:t>
-        </w:r>
-      </w:ins>
-      <w:ins w:id="12" w:author="PR Preview" w:date="2026-01-01T00:00:00Z">
-        <w:r>
-          <w:t xml:space="preserve">: Contingency tables</w:t>
-        </w:r>
-      </w:ins>
-    </w:p>
-    <w:bookmarkEnd w:id="32"/>
-    <w:bookmarkStart w:id="37" w:name="references"/>
-    <w:p>
-      <w:pPr>
-        <w:pStyle w:val="Heading2"/>
-      </w:pPr>
-      <w:r>
-        <w:t xml:space="preserve">References</w:t>
-      </w:r>
-    </w:p>
-    <w:bookmarkStart w:id="36" w:name="refs"/>
-    <w:bookmarkStart w:id="33" w:name="ref-hoggtanis2015"/>
-    <w:p>
-      <w:pPr>
-        <w:pStyle w:val="Bibliography"/>
-      </w:pPr>
-      <w:r>
-        <w:t xml:space="preserve">Hogg, Robert V., Elliot A. Tanis, and Dale L. Zimmerman. 2019.</w:t>
-      </w:r>
-      <w:r>
-        <w:t xml:space="preserve"> </w:t>
-      </w:r>
-      <w:r>
-        <w:rPr>
-          <w:i/>
-          <w:iCs/>
-        </w:rPr>
-        <w:t xml:space="preserve">Probability and Statistical Inference</w:t>
-      </w:r>
-      <w:r>
-        <w:t xml:space="preserve">. Tenth edition. Pearson.</w:t>
-      </w:r>
     </w:p>
     <w:bookmarkEnd w:id="33"/>
     <w:bookmarkStart w:id="35" w:name="ref-vittinghoff2e"/>
@@ -5291,6 +5432,9 @@
     <w:abstractNumId w:val="990"/>
   </w:num>
   <w:num w:numId="1001">
+    <w:abstractNumId w:val="991"/>
+  </w:num>
+  <w:num w:numId="1002">
     <w:abstractNumId w:val="991"/>
   </w:num>
 </w:numbering>

--- a/pr-preview/pr-204/categorical-tests-handout-tracked-changes.docx
+++ b/pr-preview/pr-204/categorical-tests-handout-tracked-changes.docx
@@ -16,7 +16,7 @@
       </w:pPr>
       <w:del w:id="1" w:author="PR Preview" w:date="2026-01-01T00:00:00Z">
         <w:r>
-          <w:delText xml:space="preserve">Last modified: 2026-10-15 08:36:30 (PDT)</w:delText>
+          <w:delText xml:space="preserve">Last modified: 2026-10-15 12:42:47 (PDT)</w:delText>
         </w:r>
       </w:del>
     </w:p>
@@ -26,7 +26,7 @@
       </w:pPr>
       <w:ins w:id="2" w:author="PR Preview" w:date="2026-01-01T00:00:00Z">
         <w:r>
-          <w:t xml:space="preserve">Last modified: 2026-10-15 08:46:14 (PDT)</w:t>
+          <w:t xml:space="preserve">Last modified: 2026-10-15 12:50:24 (PDT)</w:t>
         </w:r>
       </w:ins>
     </w:p>

--- a/pr-preview/pr-204/categorical-tests-handout-tracked-changes.docx
+++ b/pr-preview/pr-204/categorical-tests-handout-tracked-changes.docx
@@ -16,7 +16,7 @@
       </w:pPr>
       <w:del w:id="1" w:author="PR Preview" w:date="2026-01-01T00:00:00Z">
         <w:r>
-          <w:delText xml:space="preserve">Last modified: 2026-10-15 12:42:47 (PDT)</w:delText>
+          <w:delText xml:space="preserve">Last modified: 2026-10-15 12:56:30 (PDT)</w:delText>
         </w:r>
       </w:del>
     </w:p>
@@ -26,7 +26,7 @@
       </w:pPr>
       <w:ins w:id="2" w:author="PR Preview" w:date="2026-01-01T00:00:00Z">
         <w:r>
-          <w:t xml:space="preserve">Last modified: 2026-10-15 12:50:24 (PDT)</w:t>
+          <w:t xml:space="preserve">Last modified: 2026-10-15 13:07:45 (PDT)</w:t>
         </w:r>
       </w:ins>
     </w:p>
